--- a/Docs/Week07/Wang_VR_Week07_CreativeAward_Draft.docx
+++ b/Docs/Week07/Wang_VR_Week07_CreativeAward_Draft.docx
@@ -103,7 +103,7 @@
         <w:widowControl/>
       </w:pPr>
       <w:r>
-        <w:t>Lost Station Restart the Hatch is a compact virtual reality repair task for one player. Inside a powerless station room, the player teleports to a repair pad, grasps an energy core, releases it into a socket, watches the hatch open, and reaches the exit. The prototype combines controller interaction, visible state changes, spatial audio, and a world-space Mission Console in one room designed for a brief first-use session. It is implemented in Unity with Meta XR Interaction SDK and has been built as an Android APK. A continuous Meta XR Simulator session has verified the main interaction chain and sound event calls, but this evidence does not establish headset comfort or Quest performance. The Mission Console scene and prefab passed structural validation, while in-game UI clicks, a Quest playthrough, and a ten-minute first-use test with one peer remain planned. This paper documents the design, implementation, current evidence, and the remaining evaluation needed before the midterm demonstration.</w:t>
+        <w:t>Lost Station Restart the Hatch is a compact virtual reality repair task for one player. Inside a powerless station room, the player teleports to a repair pad, grasps an energy core, releases it into a socket, watches the hatch open, and reaches the exit. The Unity prototype combines controller interaction, visible state changes, spatial audio, and a world-space Mission Console. A Week 05 Meta XR Simulator session verified the original interaction chain. The updated core, coupler, and twin hatch have passed 15 automated Play checks; these checks simulate insertion rather than controller grip. The Mission Console has also passed button-callback checks. Controller-ray UI operation, a Quest playthrough, and a ten-minute first-use test with one peer remain planned. This paper describes the design, implementation, evidence, and remaining evaluation.</w:t>
       </w:r>
     </w:p>
     <w:p>
@@ -162,7 +162,7 @@
         <w:widowControl/>
       </w:pPr>
       <w:r>
-        <w:t>The player starts near a marked teleport area, moves to the repair pad, and picks up the cyan energy core with a controller grip. Releasing the core close to the orange socket restores power, changes the indicator, and raises the hatch. The player then crosses the open doorway to reach the EXIT marker and receives a completion message.</w:t>
+        <w:t>The player starts near a marked teleport area, moves to the repair pad, and picks up the cyan energy core with a controller grip. Releasing the core close to the amber socket restores power, changes the indicator, and slides the twin hatch panels apart. The player then crosses the open doorway to reach the EXIT marker and receives a completion message.</w:t>
       </w:r>
     </w:p>
     <w:p>
@@ -188,7 +188,7 @@
         <w:widowControl/>
       </w:pPr>
       <w:r>
-        <w:t>The enclosed room uses simple geometry and contrasting colors to distinguish the repair pad, core, socket, hatch, and exit. The core remains a physical grabbable object until the player actually releases it near the socket, which prevents proximity alone from solving the task. The hatch opens only after the power state changes.</w:t>
+        <w:t>Contrasting colors distinguish the repair pad, core, socket, hatch, and exit. The physical core must be grabbed and released near the socket; proximity alone cannot solve the task. A metal core cartridge now fits a matching three-clamp coupler. A 2.65-second sequence secures the core, retracts the locks, slides the twin hatch panels apart, and turns the passage lights green.</w:t>
       </w:r>
     </w:p>
     <w:p>
@@ -256,7 +256,7 @@
         <w:widowControl/>
       </w:pPr>
       <w:r>
-        <w:t>Status text advances as the task progresses. Five mono assets provide socket ambience and separate grab, release, power, and completion cues through Meta XR Audio. Controller vibration is coded but awaits headset verification.</w:t>
+        <w:t>Status text advances as the task progresses. Spatial audio provides socket ambience, grab, release, power, and completion cues, plus a synthesized hatch mechanism sound. Controller vibration is coded but awaits headset verification.</w:t>
       </w:r>
     </w:p>
     <w:p>
@@ -273,7 +273,7 @@
         <w:widowControl/>
       </w:pPr>
       <w:r>
-        <w:t>The current task is played through controller teleportation and grip interactions, with a controller B action or desktop R key resetting the mission. The Week 06 scene and prefab now include a world-space Mission Console with English status, SHOW HELP/HIDE HELP, and RESET MISSION, configured through Meta Ray Canvas Wizard. Scene generation and structural validation passed, while in-game controller-ray button clicks and Quest operation still await testing.</w:t>
+        <w:t>Controller teleportation and grip drive the task; controller B or desktop R resets the mission. The Week 06 scene and prefab include an English world-space Mission Console with status, SHOW HELP/HIDE HELP, and RESET MISSION, configured through Meta Ray Canvas Wizard. Structural checks and Play tests invoking Button.onClick.Invoke passed. Controller-ray button clicks and Quest operation remain unverified.</w:t>
       </w:r>
     </w:p>
     <w:p>
@@ -308,7 +308,7 @@
         <w:keepNext/>
       </w:pPr>
       <w:r>
-        <w:t>Current Simulator Evidence</w:t>
+        <w:t>Current Validation Evidence</w:t>
       </w:r>
     </w:p>
     <w:p>
@@ -316,7 +316,7 @@
         <w:widowControl/>
       </w:pPr>
       <w:r>
-        <w:t>A continuous Meta XR Simulator session completed teleportation, controller grip, core release at the socket, hatch opening, and arrival at the exit. A later simulator session recorded calls to the grab, release, power, and completion audio cues, and an Android APK build succeeded. These checks demonstrate the specified software flow in the simulator; they are not Quest play or a human first-use study.</w:t>
+        <w:t>The Week 05 continuous Meta XR Simulator run completed teleport, controller grip, core release, hatch opening, and exit; a later run recorded the audio cue calls. This is evidence for the earlier version. For the updated hardware, 15 automated Unity Play checks passed for opening, passage blocking, and reset during the sequence. The script positions the core and sets its previously-grabbed flag, so it does not test real grip input. One known Meta MRUK log-decoding exception occurred; no other runtime errors were recorded. These results are not Quest play or human first-use evidence.</w:t>
       </w:r>
     </w:p>
     <w:p>
@@ -385,7 +385,7 @@
         <w:widowControl/>
       </w:pPr>
       <w:r>
-        <w:t>The existing completion evidence uses a desktop simulator and operator-driven inputs, so it cannot establish the feel of a Quest controller or comfort in a headset. The single-room setting keeps the interaction understandable but does not test navigation across a larger environment. The Week 06 interface passed structural checks, but its in-game buttons and first-use response remain unverified until Play and peer tests finish.</w:t>
+        <w:t>Desktop simulator inputs and scripted Play checks cannot establish Quest controller feel, headset comfort, or device performance. The updated core still needs a full controller-grip playthrough. The single room does not test navigation across a larger environment. Button-callback checks do not verify controller-ray targeting or a first-time player's understanding.</w:t>
       </w:r>
     </w:p>
     <w:p>
@@ -402,7 +402,7 @@
         <w:widowControl/>
       </w:pPr>
       <w:r>
-        <w:t>The next checks will exercise SHOW HELP/HIDE HELP and RESET MISSION through controller rays in Play, complete Quest playback, and record first-use observations. The midterm report will separate demonstrated simulator results from planned or newly collected headset findings. The intended demonstration follows the full teleport, grab, insert, hatch, and exit sequence.</w:t>
+        <w:t>The next checks will exercise the updated core and Mission Console through controller inputs, complete Quest playback, and record peer observations. The midterm demonstration will show teleport, grab, insert, hatch, and exit while separating simulator and automated results from newly collected headset findings.</w:t>
       </w:r>
     </w:p>
     <w:p>

--- a/Docs/Week07/Wang_VR_Week07_CreativeAward_Draft.docx
+++ b/Docs/Week07/Wang_VR_Week07_CreativeAward_Draft.docx
@@ -28,57 +28,77 @@
     </w:p>
     <w:tbl>
       <w:tblPr>
-        <w:tblW w:w="5000" w:type="pct"/>
-        <w:jc w:val="center"/>
-        <w:tblCellMar>
-          <w:top w:w="57" w:type="dxa"/>
-          <w:left w:w="57" w:type="dxa"/>
-          <w:bottom w:w="57" w:type="dxa"/>
-          <w:right w:w="57" w:type="dxa"/>
-        </w:tblCellMar>
-        <w:tblLook w:val="0000" w:firstRow="0" w:lastRow="0" w:firstColumn="0" w:lastColumn="0" w:noHBand="0" w:noVBand="0"/>
+        <w:tblW w:type="auto" w:w="0"/>
+        <w:tblLayout w:type="fixed"/>
+        <w:tblLook w:firstColumn="1" w:firstRow="1" w:lastColumn="0" w:lastRow="0" w:noHBand="0" w:noVBand="1" w:val="04A0"/>
       </w:tblPr>
       <w:tblGrid>
-        <w:gridCol w:w="2462"/>
-        <w:gridCol w:w="2462"/>
-        <w:gridCol w:w="2462"/>
-        <w:gridCol w:w="2361"/>
+        <w:gridCol w:w="4824"/>
+        <w:gridCol w:w="4824"/>
       </w:tblGrid>
       <w:tr>
-        <w:trPr>
-          <w:trHeight w:val="1465"/>
-          <w:tblHeader/>
-          <w:jc w:val="center"/>
-        </w:trPr>
         <w:tc>
           <w:tcPr>
-            <w:tcW w:w="9861" w:type="dxa"/>
-            <w:gridSpan w:val="4"/>
-            <w:tcBorders>
-              <w:top w:val="nil"/>
-              <w:left w:val="nil"/>
-              <w:bottom w:val="nil"/>
-              <w:right w:val="nil"/>
-            </w:tcBorders>
+            <w:tcW w:type="dxa" w:w="4873"/>
           </w:tcPr>
           <w:p>
             <w:pPr>
-              <w:spacing w:after="0"/>
+              <w:spacing w:after="0" w:before="0"/>
               <w:jc w:val="center"/>
             </w:pPr>
             <w:r>
               <w:rPr>
                 <w:color w:val="000000"/>
-                <w:sz w:val="20"/>
+                <w:sz w:val="18"/>
               </w:rPr>
               <w:t>Wang Haobin</w:t>
               <w:br/>
-              <w:t>Independent student group</w:t>
+              <w:t>Department of Artificial Intelligence</w:t>
+              <w:br/>
+              <w:t>Dong-A University</w:t>
+              <w:br/>
+              <w:t>chenmenglr@gmail.com</w:t>
+            </w:r>
+          </w:p>
+        </w:tc>
+        <w:tc>
+          <w:tcPr>
+            <w:tcW w:type="dxa" w:w="4873"/>
+          </w:tcPr>
+          <w:p>
+            <w:pPr>
+              <w:spacing w:after="0" w:before="0"/>
+              <w:jc w:val="center"/>
+            </w:pPr>
+            <w:r>
+              <w:rPr>
+                <w:color w:val="000000"/>
+                <w:sz w:val="18"/>
+              </w:rPr>
+              <w:t>Bora Youn</w:t>
+              <w:br/>
+              <w:t>Course Instructor</w:t>
+              <w:br/>
+              <w:t>Dong-A University</w:t>
+              <w:br/>
+              <w:t>boracles@snu.ac.kr</w:t>
             </w:r>
           </w:p>
         </w:tc>
       </w:tr>
     </w:tbl>
+    <w:p>
+      <w:pPr>
+        <w:spacing w:after="60"/>
+        <w:jc w:val="center"/>
+      </w:pPr>
+      <w:r>
+        <w:rPr>
+          <w:sz w:val="18"/>
+        </w:rPr>
+        <w:t>Corresponding author: Bora Youn (boracles@snu.ac.kr).</w:t>
+      </w:r>
+    </w:p>
     <w:p>
       <w:pPr>
         <w:sectPr>
@@ -103,7 +123,7 @@
         <w:widowControl/>
       </w:pPr>
       <w:r>
-        <w:t>Lost Station Restart the Hatch is a compact virtual reality repair task for one player. Inside a powerless station room, the player teleports to a repair pad, grasps an energy core, releases it into a socket, watches the hatch open, and reaches the exit. The Unity prototype combines controller interaction, visible state changes, spatial audio, and a world-space Mission Console. A Week 05 Meta XR Simulator session verified the original interaction chain. The updated core, coupler, and twin hatch have passed 15 automated Play checks; these checks simulate insertion rather than controller grip. The Mission Console has also passed button-callback checks. Controller-ray UI operation, a Quest playthrough, and a ten-minute first-use test with one peer remain planned. This paper describes the design, implementation, evidence, and remaining evaluation.</w:t>
+        <w:t>Lost Station Restart the Hatch is a short VR repair game for one player. The player moves to a workbench, grabs an energy core, releases it into a matching socket, watches the hatch open, and reaches the exit. The Unity prototype combines controller interaction, visible mission states, spatial sound, and an English Mission Console. On 21 October 2026, the student completed a recorded playthrough using a physical Quest 2 and controllers through USB Link to Windows Unity. The 54-second continuous excerpt shows Help, Reset, movement, core handling, insertion, door opening, and completion. The Quest APK is built at version 0.4.0, but standalone installation and headset Camera recording remain planned. A peer usability study is also planned.</w:t>
       </w:r>
     </w:p>
     <w:p>
@@ -145,7 +165,7 @@
         <w:widowControl/>
       </w:pPr>
       <w:r>
-        <w:t>The project asks a player to restore power and escape from a stalled space station. Its short sequence gives the player a clear physical goal while providing enough steps to demonstrate locomotion, object manipulation, and feedback. The experience is scoped to one room so the entire task can be shown during a short course presentation.</w:t>
+        <w:t>The project targets new VR users practicing a short, goal-directed interaction. A power failure gives the player a clear reason to move, manipulate an object, and check feedback. The single-room scope makes the complete task practical for a brief course demonstration. Unlike an isolated grab exercise, the prototype connects manipulation to visible progress and an exit condition.</w:t>
       </w:r>
     </w:p>
     <w:p>
@@ -162,7 +182,7 @@
         <w:widowControl/>
       </w:pPr>
       <w:r>
-        <w:t>The player starts near a marked teleport area, moves to the repair pad, and picks up the cyan energy core with a controller grip. Releasing the core close to the amber socket restores power, changes the indicator, and slides the twin hatch panels apart. The player then crosses the open doorway to reach the EXIT marker and receives a completion message.</w:t>
+        <w:t>The player walks or teleports to the repair pad and holds Grip to pick up the cyan energy core. Releasing it near the amber coupler restores power and opens the twin hatch. Crossing the doorway to the EXIT marker completes the mission. Help and Reset remain available when the player needs guidance or a fresh attempt.</w:t>
       </w:r>
     </w:p>
     <w:p>
@@ -209,11 +229,11 @@
               <a:graphicData uri="http://schemas.openxmlformats.org/drawingml/2006/picture">
                 <pic:pic>
                   <pic:nvPicPr>
-                    <pic:cNvPr id="0" name="SoloStation_EditorPreview.png"/>
+                    <pic:cNvPr id="0" name="pcvr_insert.png"/>
                     <pic:cNvPicPr/>
                   </pic:nvPicPr>
                   <pic:blipFill>
-                    <a:blip r:embed="rId10"/>
+                    <a:blip r:embed="rId11"/>
                     <a:stretch>
                       <a:fillRect/>
                     </a:stretch>
@@ -239,7 +259,7 @@
         <w:jc w:val="center"/>
       </w:pPr>
       <w:r>
-        <w:t>Figure 1. Unity Editor preview of the repair room before play; not a Quest capture.</w:t>
+        <w:t>Figure 1. Core at the coupler during recorded Quest 2 USB Link play, 21 October 2026. Windows Unity PC VR; not standalone APK footage.</w:t>
       </w:r>
     </w:p>
     <w:p>
@@ -256,7 +276,7 @@
         <w:widowControl/>
       </w:pPr>
       <w:r>
-        <w:t>Status text advances as the task progresses. Spatial audio provides socket ambience, grab, release, power, and completion cues, plus a synthesized hatch mechanism sound. Controller vibration is coded but awaits headset verification.</w:t>
+        <w:t>The status panel and indicator lights change with the mission state. Spatial audio supplies ambience and cues for grabbing, releasing, power, door movement, and completion. The student confirmed hearing game sound and the PC VR video retains that audio. Perceived vibration, spatial localization quality, and listening comfort still need structured checks.</w:t>
       </w:r>
     </w:p>
     <w:p>
@@ -273,7 +293,7 @@
         <w:widowControl/>
       </w:pPr>
       <w:r>
-        <w:t>Controller teleportation and grip drive the task; controller B or desktop R resets the mission. The Week 06 scene and prefab include an English world-space Mission Console with status, SHOW HELP/HIDE HELP, and RESET MISSION, configured through Meta Ray Canvas Wizard. Structural checks and Play tests invoking Button.onClick.Invoke passed. Controller-ray button clicks and Quest operation remain unverified.</w:t>
+        <w:t>The left stick controls walking and strafing. The right stick provides 30-degree snap turns; pushing forward aims teleportation and releasing confirms it. Grip holds the core, while Trigger selects interface buttons. The left Menu button toggles instructions; B closes the menu. RESET MISSION on the panel or console restarts the task; desktop R remains available. The recorded PC VR run demonstrates Help and Reset use, but does not verify every control gesture.</w:t>
       </w:r>
     </w:p>
     <w:p>
@@ -299,7 +319,7 @@
         <w:widowControl/>
       </w:pPr>
       <w:r>
-        <w:t>The Unity 6000.3.24f1 project uses Meta XR Interaction SDK 205 for the rig, teleportation, and controller grabbing. A mission script tracks whether the core was grabbed, whether it was released into the socket, whether the hatch has opened, and whether the player reached the exit. The project source and validation notes are available in the course group repository [1].</w:t>
+        <w:t>Unity 6000.3.24f1 and Meta XR Interaction SDK 205 provide the rig, teleportation, grabbing, and ray interface. Mission logic tracks grab history, release into the coupler, door state, and exit entry. The English scene builds as an ARM64 APK, version 0.4.0 (code 3). The group repository [1] contains the project; the newer local build must be uploaded before its download link represents this version.</w:t>
       </w:r>
     </w:p>
     <w:p>
@@ -316,7 +336,58 @@
         <w:widowControl/>
       </w:pPr>
       <w:r>
-        <w:t>The Week 05 continuous Meta XR Simulator run completed teleport, controller grip, core release, hatch opening, and exit; a later run recorded the audio cue calls. This is evidence for the earlier version. For the updated hardware, 15 automated Unity Play checks passed for opening, passage blocking, and reset during the sequence. The script positions the core and sets its previously-grabbed flag, so it does not test real grip input. One known Meta MRUK log-decoding exception occurred; no other runtime errors were recorded. These results are not Quest play or human first-use evidence.</w:t>
+        <w:t>The earlier simulator completed the task and sound-event sequence. The hardware update passed 15 scripted Play checks; the controls update passed 28 scene/input checks and six simulator Play checks. These are software checks. The 21 October recording adds actual Quest 2 controller play through USB Link: reset, Help, movement, grab and reposition, insertion, power feedback, the split-door animation, and exit completion. The continuous 54-second excerpt has no internal cuts or speed changes; game audio is raised by 4 dB. It demonstrates PC VR operation, not native APK execution or peer usability.</w:t>
+      </w:r>
+    </w:p>
+    <w:p>
+      <w:pPr>
+        <w:keepNext/>
+        <w:spacing w:after="0"/>
+        <w:jc w:val="center"/>
+      </w:pPr>
+      <w:r>
+        <w:drawing>
+          <wp:inline xmlns:a="http://schemas.openxmlformats.org/drawingml/2006/main" xmlns:pic="http://schemas.openxmlformats.org/drawingml/2006/picture">
+            <wp:extent cx="2834640" cy="1594485"/>
+            <wp:docPr id="2" name="Picture 2"/>
+            <wp:cNvGraphicFramePr>
+              <a:graphicFrameLocks noChangeAspect="1"/>
+            </wp:cNvGraphicFramePr>
+            <a:graphic>
+              <a:graphicData uri="http://schemas.openxmlformats.org/drawingml/2006/picture">
+                <pic:pic>
+                  <pic:nvPicPr>
+                    <pic:cNvPr id="0" name="pcvr_complete.png"/>
+                    <pic:cNvPicPr/>
+                  </pic:nvPicPr>
+                  <pic:blipFill>
+                    <a:blip r:embed="rId12"/>
+                    <a:stretch>
+                      <a:fillRect/>
+                    </a:stretch>
+                  </pic:blipFill>
+                  <pic:spPr>
+                    <a:xfrm>
+                      <a:off x="0" y="0"/>
+                      <a:ext cx="2834640" cy="1594485"/>
+                    </a:xfrm>
+                    <a:prstGeom prst="rect"/>
+                  </pic:spPr>
+                </pic:pic>
+              </a:graphicData>
+            </a:graphic>
+          </wp:inline>
+        </w:drawing>
+      </w:r>
+    </w:p>
+    <w:p>
+      <w:pPr>
+        <w:pStyle w:val="aa"/>
+        <w:keepLines/>
+        <w:jc w:val="center"/>
+      </w:pPr>
+      <w:r>
+        <w:t>Figure 2. Mission completion after crossing the hatch, from the same continuous PC VR recording.</w:t>
       </w:r>
     </w:p>
     <w:p>
@@ -334,7 +405,7 @@
         <w:keepNext/>
       </w:pPr>
       <w:r>
-        <w:t>Planned Quest Test</w:t>
+        <w:t>Planned Standalone Quest Test</w:t>
       </w:r>
     </w:p>
     <w:p>
@@ -342,7 +413,7 @@
         <w:widowControl/>
       </w:pPr>
       <w:r>
-        <w:t>Planned: install the current APK on a borrowed Quest headset and replay the full task with controllers. The test will check visual readability, grip and teleport input, spatial sound, vibration, reset behavior, and whether the hatch and exit remain reachable. A real-headset recording with game audio will be captured only after the sequence succeeds on device.</w:t>
+        <w:t>Planned: install the exact version 0.4.0 APK on Quest and repeat the full task. Check readability, walking, teleportation, grip, Help, Reset, sound, vibration, and comfort. Record the successful run inside the headset with Camera and game audio, then save it as Wang_VR_Week07_Demo.mp4. This required native recording remains outstanding.</w:t>
       </w:r>
     </w:p>
     <w:p>
@@ -359,7 +430,7 @@
         <w:widowControl/>
       </w:pPr>
       <w:r>
-        <w:t>Planned: invite one peer to attempt the game for about ten minutes without coaching beyond the starting instructions. The observer will note where the player hesitates, whether the objective and controls are understood, and any unexpected reset or completion behavior. The most consequential issue will be revised and checked in a second run; no participant results are available yet.</w:t>
+        <w:t>Planned: invite one classmate to play for about ten minutes with only the starting instructions. Record hesitation, requests for help, task completion, and recovery from mistakes. Fix the most consequential issue and ask the same person to repeat the task. No peer observations or retest results are available yet.</w:t>
       </w:r>
     </w:p>
     <w:p>
@@ -385,7 +456,7 @@
         <w:widowControl/>
       </w:pPr>
       <w:r>
-        <w:t>Desktop simulator inputs and scripted Play checks cannot establish Quest controller feel, headset comfort, or device performance. The updated core still needs a full controller-grip playthrough. The single room does not test navigation across a larger environment. Button-callback checks do not verify controller-ray targeting or a first-time player's understanding.</w:t>
+        <w:t>A single student playthrough cannot establish usability for new players. USB Link runs the game on the PC and does not measure standalone Quest performance. The video does not establish vibration perception, precise turning accuracy, or sustained comfort. The one-room setting also limits conclusions about larger navigation tasks.</w:t>
       </w:r>
     </w:p>
     <w:p>
@@ -402,7 +473,7 @@
         <w:widowControl/>
       </w:pPr>
       <w:r>
-        <w:t>The next checks will exercise the updated core and Mission Console through controller inputs, complete Quest playback, and record peer observations. The midterm demonstration will show teleport, grab, insert, hatch, and exit while separating simulator and automated results from newly collected headset findings.</w:t>
+        <w:t>Wang Haobin is responsible for the project, presentation, and remaining validation. Next steps are native APK installation and recording, the peer test and retest, and revisions based on midterm feedback. The current PC VR video will support the presentation with its platform clearly labeled. A mission-state diagram and peer observation summary are planned for the next paper revision.</w:t>
       </w:r>
     </w:p>
     <w:p>
@@ -418,7 +489,7 @@
         <w:pStyle w:val="References"/>
       </w:pPr>
       <w:r>
-        <w:t>Wang Haobin. Lost Station Restart the Hatch course group repository. https://github.com/ChenMengLR/VR_Group_Project_2026_2 (accessed October 20, 2026).</w:t>
+        <w:t>Wang Haobin. Lost Station Restart the Hatch course group repository. https://github.com/ChenMengLR/VR_Group_Project_2026_2 (accessed 22 October 2026). Local evidence: Quest_PCLink_Demo_20261021.json and Wang_VR_Week07_PCLink_Demo.mp4, recorded 21 October 2026.</w:t>
       </w:r>
     </w:p>
     <w:sectPr>
